--- a/download/Al_Reef_Al_Junoobi_Pitch.docx
+++ b/download/Al_Reef_Al_Junoobi_Pitch.docx
@@ -872,7 +872,7 @@
                 <w:color w:val="1B5E20"/>
                 <w:sz w:val="28"/>
               </w:rPr>
-              <w:t>800 AED</w:t>
+              <w:t>1,000 AED</w:t>
             </w:r>
           </w:p>
         </w:tc>
@@ -917,7 +917,7 @@
                 <w:color w:val="A06F10"/>
                 <w:sz w:val="22"/>
               </w:rPr>
-              <w:t>2,000 AED setup + 700 AED/month = 10,400 AED saved in Year 1</w:t>
+              <w:t>2,000 AED setup + 500 AED/month = 8,000 AED saved in Year 1</w:t>
             </w:r>
           </w:p>
         </w:tc>
@@ -1662,7 +1662,7 @@
                 <w:color w:val="1B5E20"/>
                 <w:sz w:val="28"/>
               </w:rPr>
-              <w:t>৮০০ AED</w:t>
+              <w:t>১,০০০ AED</w:t>
             </w:r>
           </w:p>
         </w:tc>
@@ -1707,7 +1707,7 @@
                 <w:color w:val="A06F10"/>
                 <w:sz w:val="22"/>
               </w:rPr>
-              <w:t>২,০০০ AED সেটআপ + ৭০০ AED/মাস = প্রথম বছরে ১০,৪০০ AED সাশ্রয়</w:t>
+              <w:t>২,০০০ AED সেটআপ + ৫০০ AED/মাস = প্রথম বছরে ৮,০০০ AED সাশ্রয়</w:t>
             </w:r>
           </w:p>
         </w:tc>
